--- a/tests/fixtures/features/not-displayed.docx
+++ b/tests/fixtures/features/not-displayed.docx
@@ -15,93 +15,70 @@
         <w:t xml:space="preserve">A text box: </w:t>
       </w:r>
       <w:r>
-        <mc:AlternateContent>
-          <mc:Choice Requires="wps">
-            <w:drawing>
-              <wp:anchor distT="0" distB="0" distL="114300" distR="114300" simplePos="0" relativeHeight="251659264" behindDoc="0" locked="0" layoutInCell="1" allowOverlap="1">
-                <wp:simplePos x="0" y="0"/>
-                <wp:positionH relativeFrom="column">
-                  <wp:posOffset>0</wp:posOffset>
-                </wp:positionH>
-                <wp:positionV relativeFrom="paragraph">
-                  <wp:posOffset>0</wp:posOffset>
-                </wp:positionV>
-                <wp:extent cx="2286000" cy="457200"/>
-                <wp:effectExtent l="0" t="0" r="0" b="0"/>
-                <wp:wrapSquare wrapText="bothSides"/>
-                <wp:docPr id="1" name="Text Box 1"/>
-                <wp:cNvGraphicFramePr/>
-                <a:graphic>
-                  <a:graphicData uri="http://schemas.microsoft.com/office/word/2010/wordprocessingShape">
-                    <wps:wsp>
-                      <wps:cNvSpPr txBox="1"/>
-                      <wps:spPr>
-                        <a:xfrm>
-                          <a:off x="0" y="0"/>
-                          <a:ext cx="2286000" cy="457200"/>
-                        </a:xfrm>
-                        <a:prstGeom prst="rect">
-                          <a:avLst/>
-                        </a:prstGeom>
-                      </wps:spPr>
-                      <wps:txbx>
-                        <w:txbxContent>
-                          <w:p>
-                            <w:r>
-                              <w:t xml:space="preserve">Text inside a text box.</w:t>
-                            </w:r>
-                          </w:p>
-                        </w:txbxContent>
-                      </wps:txbx>
-                      <wps:bodyPr/>
-                    </wps:wsp>
-                  </a:graphicData>
-                </a:graphic>
-              </wp:anchor>
-            </w:drawing>
-          </mc:Choice>
-          <mc:Fallback>
-            <w:pict>
-              <v:shape id="Text Box 1" type="#_x0000_t202" style="width:180pt;height:36pt">
-                <v:textbox>
-                  <w:txbxContent>
-                    <w:p>
-                      <w:r>
-                        <w:t xml:space="preserve">Text inside a text box.</w:t>
-                      </w:r>
-                    </w:p>
-                  </w:txbxContent>
-                </v:textbox>
-              </v:shape>
-            </w:pict>
-          </mc:Fallback>
-        </mc:AlternateContent>
+        <w:drawing>
+          <wp:anchor distT="0" distB="0" distL="114300" distR="114300" simplePos="0" relativeHeight="251659265" behindDoc="0" locked="0" layoutInCell="1" allowOverlap="1">
+            <wp:simplePos x="0" y="0"/>
+            <wp:positionH relativeFrom="column">
+              <wp:posOffset>0</wp:posOffset>
+            </wp:positionH>
+            <wp:positionV relativeFrom="paragraph">
+              <wp:posOffset>0</wp:posOffset>
+            </wp:positionV>
+            <wp:extent cx="2286000" cy="457200"/>
+            <wp:effectExtent l="0" t="0" r="0" b="0"/>
+            <wp:wrapSquare wrapText="bothSides"/>
+            <wp:docPr id="1" name="Text Box 1"/>
+            <wp:cNvGraphicFramePr/>
+            <a:graphic>
+              <a:graphicData uri="http://schemas.microsoft.com/office/word/2010/wordprocessingShape">
+                <wps:wsp>
+                  <wps:cNvSpPr txBox="1"/>
+                  <wps:spPr>
+                    <a:xfrm>
+                      <a:off x="0" y="0"/>
+                      <a:ext cx="2286000" cy="457200"/>
+                    </a:xfrm>
+                    <a:prstGeom prst="rect">
+                      <a:avLst/>
+                    </a:prstGeom>
+                  </wps:spPr>
+                  <wps:txbx>
+                    <w:txbxContent>
+                      <w:p>
+                        <w:r>
+                          <w:t xml:space="preserve">Text inside a text box.</w:t>
+                        </w:r>
+                      </w:p>
+                    </w:txbxContent>
+                  </wps:txbx>
+                  <wps:bodyPr/>
+                </wps:wsp>
+              </a:graphicData>
+            </a:graphic>
+          </wp:anchor>
+        </w:drawing>
       </w:r>
     </w:p>
     <w:p>
       <m:oMathPara>
         <m:oMath>
-          <m:r>
-            <m:t>E</m:t>
-          </m:r>
-          <m:r>
-            <m:t>=</m:t>
-          </m:r>
-          <m:r>
-            <m:t>m</m:t>
-          </m:r>
-          <m:sSup>
+          <m:sSubSup>
             <m:e>
               <m:r>
-                <m:t>c</m:t>
+                <m:t>x</m:t>
               </m:r>
             </m:e>
+            <m:sub>
+              <m:r>
+                <m:t>i</m:t>
+              </m:r>
+            </m:sub>
             <m:sup>
               <m:r>
                 <m:t>2</m:t>
               </m:r>
             </m:sup>
-          </m:sSup>
+          </m:sSubSup>
         </m:oMath>
       </m:oMathPara>
     </w:p>
@@ -180,7 +157,7 @@
           </mc:Choice>
           <mc:Fallback>
             <w:pict>
-              <v:rect id="Rectangle 2" style="width:72pt;height:36pt" fillcolor="#4472c4"/>
+              <v:roundrect id="Rectangle 2" style="width:72pt;height:36pt" fillcolor="#4472c4"/>
             </w:pict>
           </mc:Fallback>
         </mc:AlternateContent>
